--- a/Документация/Аттестационный лист.docx
+++ b/Документация/Аттестационный лист.docx
@@ -229,12 +229,15 @@
         <w:t>час</w:t>
       </w:r>
       <w:r>
-        <w:t>а</w:t>
+        <w:t>ов</w:t>
       </w:r>
       <w:r>
         <w:t xml:space="preserve"> с «</w:t>
       </w:r>
       <w:r>
+        <w:rPr>
+          <w:u w:val="single"/>
+        </w:rPr>
         <w:t>27</w:t>
       </w:r>
       <w:r>
@@ -244,6 +247,9 @@
         <w:t xml:space="preserve"> </w:t>
       </w:r>
       <w:r>
+        <w:rPr>
+          <w:u w:val="single"/>
+        </w:rPr>
         <w:t>мая</w:t>
       </w:r>
       <w:r>
@@ -256,6 +262,9 @@
         <w:t xml:space="preserve"> г. по «</w:t>
       </w:r>
       <w:r>
+        <w:rPr>
+          <w:u w:val="single"/>
+        </w:rPr>
         <w:t>16</w:t>
       </w:r>
       <w:r>
@@ -265,7 +274,13 @@
         <w:t xml:space="preserve"> </w:t>
       </w:r>
       <w:r>
-        <w:t xml:space="preserve">июня </w:t>
+        <w:rPr>
+          <w:u w:val="single"/>
+        </w:rPr>
+        <w:t>июня</w:t>
+      </w:r>
+      <w:r>
+        <w:t xml:space="preserve"> </w:t>
       </w:r>
       <w:r>
         <w:t>20</w:t>
@@ -302,13 +317,7 @@
         <w:rPr>
           <w:u w:val="single"/>
         </w:rPr>
-        <w:t>Управление социального развития администрации Слободского</w:t>
-      </w:r>
-      <w:r>
-        <w:rPr>
-          <w:u w:val="single"/>
-        </w:rPr>
-        <w:t xml:space="preserve"> Кировской области</w:t>
+        <w:t>Управление социального развития администрации Слободского Кировской области</w:t>
       </w:r>
       <w:r>
         <w:t>________</w:t>
@@ -2268,12 +2277,18 @@
         <w:t xml:space="preserve">Характеристика профессиональной деятельности </w:t>
       </w:r>
       <w:r>
-        <w:t>вовремя</w:t>
+        <w:t>во</w:t>
       </w:r>
       <w:r>
         <w:t xml:space="preserve"> </w:t>
       </w:r>
       <w:r>
+        <w:t>время</w:t>
+      </w:r>
+      <w:r>
+        <w:t xml:space="preserve"> </w:t>
+      </w:r>
+      <w:r>
         <w:t>производственной</w:t>
       </w:r>
       <w:r>
@@ -2283,11 +2298,6 @@
         <w:t>практики</w:t>
       </w:r>
       <w:r>
-        <w:rPr>
-          <w:color w:val="FF0000"/>
-          <w:sz w:val="22"/>
-          <w:szCs w:val="22"/>
-        </w:rPr>
         <w:t xml:space="preserve">.  </w:t>
       </w:r>
     </w:p>
@@ -2298,7 +2308,16 @@
     </w:p>
     <w:p>
       <w:r>
-        <w:t>_________________________________________________________________________________________________________________________________________________________________________________________________________________________________________________________________________________________________________________________________________________________________________________________________________________________________________________________________________________________________________________________________________________________________________________________________________________________________</w:t>
+        <w:t>____________________________________________________________________________________________________________________________________________________________________________________________________________________________________________________________________________________________________________________________________________________________</w:t>
+      </w:r>
+      <w:r>
+        <w:rPr>
+          <w:u w:val="single"/>
+        </w:rPr>
+        <w:t>_______________________________________________________________________________________</w:t>
+      </w:r>
+      <w:r>
+        <w:t>______________________________________________________________________________________________________________________________________________________________________________</w:t>
       </w:r>
     </w:p>
     <w:p/>
@@ -2307,13 +2326,22 @@
         <w:t>«</w:t>
       </w:r>
       <w:r>
+        <w:rPr>
+          <w:u w:val="single"/>
+        </w:rPr>
         <w:t>16</w:t>
       </w:r>
       <w:r>
         <w:t xml:space="preserve">» </w:t>
       </w:r>
       <w:r>
-        <w:t xml:space="preserve">июня </w:t>
+        <w:rPr>
+          <w:u w:val="single"/>
+        </w:rPr>
+        <w:t>июня</w:t>
+      </w:r>
+      <w:r>
+        <w:t xml:space="preserve"> </w:t>
       </w:r>
       <w:r>
         <w:t>2026 г.</w:t>
@@ -2400,21 +2428,7 @@
           <w:szCs w:val="16"/>
         </w:rPr>
         <w:tab/>
-        <w:t xml:space="preserve">    </w:t>
-      </w:r>
-      <w:r>
-        <w:rPr>
-          <w:sz w:val="16"/>
-          <w:szCs w:val="16"/>
-        </w:rPr>
-        <w:t>должность</w:t>
-      </w:r>
-      <w:r>
-        <w:rPr>
-          <w:sz w:val="16"/>
-          <w:szCs w:val="16"/>
-        </w:rPr>
-        <w:t xml:space="preserve">        </w:t>
+        <w:t xml:space="preserve">    должность        </w:t>
       </w:r>
       <w:r>
         <w:rPr>
